--- a/docs/牛链NIU白皮书V2.0.docx
+++ b/docs/牛链NIU白皮书V2.0.docx
@@ -1566,7 +1566,7 @@
         <w:widowControl/>
       </w:pPr>
       <w:r>
-        <w:t>集成验证网络使用链 ID 与网络 ID 26261017，创世哈希为 0x043bbafa5a26f243e33370e05f90521b771848fc6edda8bf451d900041153869。旧本机实验网络26261015沿用上游奖励，不得与按新规则生成的余额混用。集成网络不因本文列出参数而自动成为已上线主网。</w:t>
+        <w:t>集成验证网络使用链 ID 与网络 ID 26261017，创世哈希为 0x9590d27e9e5977eb00bf1fd794d93fce0cac22dad04dc3f25fc072ab0c87e053。旧本机实验网络26261015沿用上游奖励，不得与按新规则生成的余额混用。集成网络不因本文列出参数而自动成为已上线主网。</w:t>
       </w:r>
     </w:p>
     <w:p>
